--- a/practice/Analysis of DistilBERT vs TF.docx
+++ b/practice/Analysis of DistilBERT vs TF.docx
@@ -54,6 +54,8 @@
         </w:rPr>
         <w:t>TF-IDF (GLiNER finds “important words”, TF-IDF uses them to decide category.)</w:t>
       </w:r>
+      <w:bookmarkStart w:id="0" w:name="_GoBack"/>
+      <w:bookmarkEnd w:id="0"/>
     </w:p>
     <w:p>
       <w:pPr>
@@ -499,8 +501,6 @@
         </w:rPr>
         <w:t>Text varies a lot</w:t>
       </w:r>
-      <w:bookmarkStart w:id="0" w:name="_GoBack"/>
-      <w:bookmarkEnd w:id="0"/>
     </w:p>
     <w:p>
       <w:pPr>
